--- a/apps/web/public/iso/RD-05-Revue-de-direction.docx
+++ b/apps/web/public/iso/RD-05-Revue-de-direction.docx
@@ -74,6 +74,76 @@
       </w:pPr>
       <w:r>
         <w:t xml:space="preserve">Statut : procédure à valider + modèle de compte rendu</w:t>
+      </w:r>
+    </w:p>
+    <w:p>
+      <w:pPr>
+        <w:pStyle w:val="Heading2"/>
+        <w:spacing w:after="60" w:before="160"/>
+      </w:pPr>
+      <w:r>
+        <w:t xml:space="preserve">Comment utiliser ce document</w:t>
+      </w:r>
+    </w:p>
+    <w:p>
+      <w:pPr>
+        <w:spacing w:after="120"/>
+      </w:pPr>
+      <w:r>
+        <w:t xml:space="preserve">C'est la réunion par laquelle la direction pilote la sécurité et prend les décisions.</w:t>
+      </w:r>
+    </w:p>
+    <w:p>
+      <w:pPr>
+        <w:spacing w:after="120"/>
+      </w:pPr>
+      <w:r>
+        <w:rPr>
+          <w:b/>
+          <w:bCs/>
+        </w:rPr>
+        <w:t xml:space="preserve">À faire :</w:t>
+      </w:r>
+    </w:p>
+    <w:p>
+      <w:pPr>
+        <w:pStyle w:val="ListParagraph"/>
+        <w:numPr>
+          <w:ilvl w:val="0"/>
+          <w:numId w:val="1"/>
+        </w:numPr>
+        <w:spacing w:after="60"/>
+      </w:pPr>
+      <w:r>
+        <w:t xml:space="preserve">Planifier et tenir une première vraie réunion (l'ordre du jour est fourni à la fin).</w:t>
+      </w:r>
+    </w:p>
+    <w:p>
+      <w:pPr>
+        <w:pStyle w:val="ListParagraph"/>
+        <w:numPr>
+          <w:ilvl w:val="0"/>
+          <w:numId w:val="1"/>
+        </w:numPr>
+        <w:spacing w:after="60"/>
+      </w:pPr>
+      <w:r>
+        <w:t xml:space="preserve">En rédiger un compte rendu daté.</w:t>
+      </w:r>
+    </w:p>
+    <w:p>
+      <w:pPr>
+        <w:spacing w:after="120"/>
+      </w:pPr>
+      <w:r>
+        <w:rPr>
+          <w:b/>
+          <w:bCs/>
+        </w:rPr>
+        <w:t xml:space="preserve">Prochaine étape :</w:t>
+      </w:r>
+      <w:r>
+        <w:t xml:space="preserve"> fixer la date de la première revue de direction. Le compte rendu daté est une preuve que l'auditeur demande.</w:t>
       </w:r>
     </w:p>
     <w:p>

--- a/apps/web/public/iso/RD-05-Revue-de-direction.docx
+++ b/apps/web/public/iso/RD-05-Revue-de-direction.docx
@@ -8,7 +8,20 @@
         <w:spacing w:after="60" w:before="160"/>
       </w:pPr>
       <w:r>
-        <w:t xml:space="preserve">Revue de direction du SMSI — Police Bagage</w:t>
+        <w:t xml:space="preserve">Revue de direction du SMSI</w:t>
+      </w:r>
+    </w:p>
+    <w:p>
+      <w:pPr>
+        <w:pStyle w:val="ListParagraph"/>
+        <w:numPr>
+          <w:ilvl w:val="0"/>
+          <w:numId w:val="1"/>
+        </w:numPr>
+        <w:spacing w:after="60"/>
+      </w:pPr>
+      <w:r>
+        <w:t xml:space="preserve">Organisation : Police Bagage</w:t>
       </w:r>
     </w:p>
     <w:p>
@@ -469,7 +482,7 @@
           <w:sz w:val="18"/>
           <w:szCs w:val="18"/>
         </w:rPr>
-        <w:t xml:space="preserve">Revue de direction SMSI — [date]</w:t>
+        <w:t xml:space="preserve">Revue de direction SMSI ([date])</w:t>
       </w:r>
     </w:p>
     <w:p>
@@ -703,12 +716,12 @@
       <w:tblPr>
         <w:tblW w:type="dxa" w:w="9360"/>
         <w:tblBorders>
-          <w:top w:val="single" w:color="C9D2DD" w:sz="4"/>
-          <w:left w:val="single" w:color="C9D2DD" w:sz="4"/>
-          <w:bottom w:val="single" w:color="C9D2DD" w:sz="4"/>
-          <w:right w:val="single" w:color="C9D2DD" w:sz="4"/>
-          <w:insideH w:val="single" w:color="C9D2DD" w:sz="4"/>
-          <w:insideV w:val="single" w:color="C9D2DD" w:sz="4"/>
+          <w:top w:val="single" w:color="BFBFBF" w:sz="4"/>
+          <w:left w:val="single" w:color="BFBFBF" w:sz="4"/>
+          <w:bottom w:val="single" w:color="BFBFBF" w:sz="4"/>
+          <w:right w:val="single" w:color="BFBFBF" w:sz="4"/>
+          <w:insideH w:val="single" w:color="BFBFBF" w:sz="4"/>
+          <w:insideV w:val="single" w:color="BFBFBF" w:sz="4"/>
         </w:tblBorders>
       </w:tblPr>
       <w:tblGrid>
@@ -722,7 +735,7 @@
         <w:tc>
           <w:tcPr>
             <w:tcW w:type="dxa" w:w="4680"/>
-            <w:shd w:fill="EEF2F7" w:color="auto" w:val="clear"/>
+            <w:shd w:fill="F2F2F2" w:color="auto" w:val="clear"/>
             <w:tcMar>
               <w:top w:type="dxa" w:w="40"/>
               <w:left w:type="dxa" w:w="90"/>
@@ -739,7 +752,7 @@
         <w:tc>
           <w:tcPr>
             <w:tcW w:type="dxa" w:w="4680"/>
-            <w:shd w:fill="EEF2F7" w:color="auto" w:val="clear"/>
+            <w:shd w:fill="F2F2F2" w:color="auto" w:val="clear"/>
             <w:tcMar>
               <w:top w:type="dxa" w:w="40"/>
               <w:left w:type="dxa" w:w="90"/>
@@ -973,7 +986,7 @@
         <w:spacing w:after="60" w:before="160"/>
       </w:pPr>
       <w:r>
-        <w:t xml:space="preserve">8. Première revue — ordre du jour suggéré</w:t>
+        <w:t xml:space="preserve">8. Première revue : ordre du jour suggéré</w:t>
       </w:r>
     </w:p>
     <w:p>
@@ -1410,7 +1423,7 @@
     <w:rPr>
       <w:b/>
       <w:bCs/>
-      <w:color w:val="1F3A5F"/>
+      <w:color w:val="000000"/>
       <w:sz w:val="34"/>
       <w:szCs w:val="34"/>
     </w:rPr>
@@ -1423,7 +1436,7 @@
     <w:rPr>
       <w:b/>
       <w:bCs/>
-      <w:color w:val="1F3A5F"/>
+      <w:color w:val="000000"/>
       <w:sz w:val="27"/>
       <w:szCs w:val="27"/>
     </w:rPr>
@@ -1436,7 +1449,7 @@
     <w:rPr>
       <w:b/>
       <w:bCs/>
-      <w:color w:val="1F3A5F"/>
+      <w:color w:val="000000"/>
       <w:sz w:val="23"/>
       <w:szCs w:val="23"/>
     </w:rPr>
@@ -1449,7 +1462,7 @@
     <w:rPr>
       <w:b/>
       <w:bCs/>
-      <w:color w:val="1F3A5F"/>
+      <w:color w:val="000000"/>
       <w:sz w:val="23"/>
       <w:szCs w:val="23"/>
     </w:rPr>
@@ -1462,7 +1475,7 @@
     <w:rPr>
       <w:b/>
       <w:bCs/>
-      <w:color w:val="1F3A5F"/>
+      <w:color w:val="000000"/>
       <w:sz w:val="23"/>
       <w:szCs w:val="23"/>
     </w:rPr>
@@ -1475,7 +1488,7 @@
     <w:rPr>
       <w:b/>
       <w:bCs/>
-      <w:color w:val="1F3A5F"/>
+      <w:color w:val="000000"/>
       <w:sz w:val="23"/>
       <w:szCs w:val="23"/>
     </w:rPr>

--- a/apps/web/public/iso/RD-05-Revue-de-direction.docx
+++ b/apps/web/public/iso/RD-05-Revue-de-direction.docx
@@ -714,7 +714,7 @@
     </w:p>
     <w:tbl>
       <w:tblPr>
-        <w:tblW w:type="dxa" w:w="9360"/>
+        <w:tblW w:type="dxa" w:w="9972"/>
         <w:tblBorders>
           <w:top w:val="single" w:color="BFBFBF" w:sz="4"/>
           <w:left w:val="single" w:color="BFBFBF" w:sz="4"/>
@@ -725,8 +725,8 @@
         </w:tblBorders>
       </w:tblPr>
       <w:tblGrid>
-        <w:gridCol w:w="4680"/>
-        <w:gridCol w:w="4680"/>
+        <w:gridCol w:w="7645"/>
+        <w:gridCol w:w="2327"/>
       </w:tblGrid>
       <w:tr>
         <w:trPr>
@@ -734,7 +734,7 @@
         </w:trPr>
         <w:tc>
           <w:tcPr>
-            <w:tcW w:type="dxa" w:w="4680"/>
+            <w:tcW w:type="dxa" w:w="7645"/>
             <w:shd w:fill="F2F2F2" w:color="auto" w:val="clear"/>
             <w:tcMar>
               <w:top w:type="dxa" w:w="40"/>
@@ -751,7 +751,7 @@
         </w:tc>
         <w:tc>
           <w:tcPr>
-            <w:tcW w:type="dxa" w:w="4680"/>
+            <w:tcW w:type="dxa" w:w="2327"/>
             <w:shd w:fill="F2F2F2" w:color="auto" w:val="clear"/>
             <w:tcMar>
               <w:top w:type="dxa" w:w="40"/>
@@ -770,7 +770,7 @@
       <w:tr>
         <w:tc>
           <w:tcPr>
-            <w:tcW w:type="dxa" w:w="4680"/>
+            <w:tcW w:type="dxa" w:w="7645"/>
             <w:tcMar>
               <w:top w:type="dxa" w:w="40"/>
               <w:left w:type="dxa" w:w="90"/>
@@ -786,7 +786,7 @@
         </w:tc>
         <w:tc>
           <w:tcPr>
-            <w:tcW w:type="dxa" w:w="4680"/>
+            <w:tcW w:type="dxa" w:w="2327"/>
             <w:tcMar>
               <w:top w:type="dxa" w:w="40"/>
               <w:left w:type="dxa" w:w="90"/>
@@ -804,7 +804,7 @@
       <w:tr>
         <w:tc>
           <w:tcPr>
-            <w:tcW w:type="dxa" w:w="4680"/>
+            <w:tcW w:type="dxa" w:w="7645"/>
             <w:tcMar>
               <w:top w:type="dxa" w:w="40"/>
               <w:left w:type="dxa" w:w="90"/>
@@ -820,7 +820,7 @@
         </w:tc>
         <w:tc>
           <w:tcPr>
-            <w:tcW w:type="dxa" w:w="4680"/>
+            <w:tcW w:type="dxa" w:w="2327"/>
             <w:tcMar>
               <w:top w:type="dxa" w:w="40"/>
               <w:left w:type="dxa" w:w="90"/>
@@ -838,7 +838,7 @@
       <w:tr>
         <w:tc>
           <w:tcPr>
-            <w:tcW w:type="dxa" w:w="4680"/>
+            <w:tcW w:type="dxa" w:w="7645"/>
             <w:tcMar>
               <w:top w:type="dxa" w:w="40"/>
               <w:left w:type="dxa" w:w="90"/>
@@ -854,7 +854,7 @@
         </w:tc>
         <w:tc>
           <w:tcPr>
-            <w:tcW w:type="dxa" w:w="4680"/>
+            <w:tcW w:type="dxa" w:w="2327"/>
             <w:tcMar>
               <w:top w:type="dxa" w:w="40"/>
               <w:left w:type="dxa" w:w="90"/>
@@ -872,7 +872,7 @@
       <w:tr>
         <w:tc>
           <w:tcPr>
-            <w:tcW w:type="dxa" w:w="4680"/>
+            <w:tcW w:type="dxa" w:w="7645"/>
             <w:tcMar>
               <w:top w:type="dxa" w:w="40"/>
               <w:left w:type="dxa" w:w="90"/>
@@ -888,7 +888,7 @@
         </w:tc>
         <w:tc>
           <w:tcPr>
-            <w:tcW w:type="dxa" w:w="4680"/>
+            <w:tcW w:type="dxa" w:w="2327"/>
             <w:tcMar>
               <w:top w:type="dxa" w:w="40"/>
               <w:left w:type="dxa" w:w="90"/>
@@ -906,7 +906,7 @@
       <w:tr>
         <w:tc>
           <w:tcPr>
-            <w:tcW w:type="dxa" w:w="4680"/>
+            <w:tcW w:type="dxa" w:w="7645"/>
             <w:tcMar>
               <w:top w:type="dxa" w:w="40"/>
               <w:left w:type="dxa" w:w="90"/>
@@ -922,7 +922,7 @@
         </w:tc>
         <w:tc>
           <w:tcPr>
-            <w:tcW w:type="dxa" w:w="4680"/>
+            <w:tcW w:type="dxa" w:w="2327"/>
             <w:tcMar>
               <w:top w:type="dxa" w:w="40"/>
               <w:left w:type="dxa" w:w="90"/>
@@ -940,7 +940,7 @@
       <w:tr>
         <w:tc>
           <w:tcPr>
-            <w:tcW w:type="dxa" w:w="4680"/>
+            <w:tcW w:type="dxa" w:w="7645"/>
             <w:tcMar>
               <w:top w:type="dxa" w:w="40"/>
               <w:left w:type="dxa" w:w="90"/>
@@ -956,7 +956,7 @@
         </w:tc>
         <w:tc>
           <w:tcPr>
-            <w:tcW w:type="dxa" w:w="4680"/>
+            <w:tcW w:type="dxa" w:w="2327"/>
             <w:tcMar>
               <w:top w:type="dxa" w:w="40"/>
               <w:left w:type="dxa" w:w="90"/>

--- a/apps/web/public/iso/RD-05-Revue-de-direction.docx
+++ b/apps/web/public/iso/RD-05-Revue-de-direction.docx
@@ -21,7 +21,20 @@
         <w:spacing w:after="60"/>
       </w:pPr>
       <w:r>
-        <w:t xml:space="preserve">Organisation : Police Bagage</w:t>
+        <w:t xml:space="preserve">Organisation : African Transport Systems (ATS Handling)</w:t>
+      </w:r>
+    </w:p>
+    <w:p>
+      <w:pPr>
+        <w:pStyle w:val="ListParagraph"/>
+        <w:numPr>
+          <w:ilvl w:val="0"/>
+          <w:numId w:val="1"/>
+        </w:numPr>
+        <w:spacing w:after="60"/>
+      </w:pPr>
+      <w:r>
+        <w:t xml:space="preserve">Périmètre : systèmes d'information numériques d'ATS, dont Police Bagage (voir PC-00)</w:t>
       </w:r>
     </w:p>
     <w:p>

--- a/apps/web/public/iso/RD-05-Revue-de-direction.docx
+++ b/apps/web/public/iso/RD-05-Revue-de-direction.docx
@@ -68,7 +68,7 @@
     </w:p>
     <w:p>
       <w:pPr>
-        <w:spacing w:after="60"/>
+        <w:spacing w:after="0"/>
         <w:jc w:val="center"/>
       </w:pPr>
       <w:r>
@@ -80,6 +80,22 @@
           <w:szCs w:val="18"/>
         </w:rPr>
         <w:t xml:space="preserve">Tél. : +243 819 929 881   /   E-mail : contact@ats-handling-rdc.com   /   www.ats-handling-rdc.com</w:t>
+      </w:r>
+    </w:p>
+    <w:p>
+      <w:pPr>
+        <w:spacing w:after="60"/>
+        <w:jc w:val="center"/>
+      </w:pPr>
+      <w:r>
+        <w:rPr>
+          <w:b w:val="false"/>
+          <w:bCs w:val="false"/>
+          <w:color w:val="404040"/>
+          <w:sz w:val="18"/>
+          <w:szCs w:val="18"/>
+        </w:rPr>
+        <w:t xml:space="preserve">RCCM : N° CD/KIN/RCCM/14-B-6513   /   Id. Nat. : 01-H4901-N39529 E   /   N° Impôt : A0801049A</w:t>
       </w:r>
     </w:p>
     <w:p>

--- a/apps/web/public/iso/RD-05-Revue-de-direction.docx
+++ b/apps/web/public/iso/RD-05-Revue-de-direction.docx
@@ -144,7 +144,7 @@
               <w:jc w:val="left"/>
             </w:pPr>
             <w:r>
-              <w:t xml:space="preserve">N/Réf. : ATS/SSI/RD-05/2026</w:t>
+              <w:t xml:space="preserve">N/Réf. : ATS/CSI/RD-05/2026</w:t>
             </w:r>
           </w:p>
         </w:tc>
@@ -231,6 +231,63 @@
           </w:p>
         </w:tc>
       </w:tr>
+      <w:tr>
+        <w:tc>
+          <w:tcPr>
+            <w:tcW w:type="dxa" w:w="4990"/>
+            <w:tcBorders>
+              <w:top w:val="none" w:color="auto" w:sz="0"/>
+              <w:left w:val="none" w:color="auto" w:sz="0"/>
+              <w:bottom w:val="none" w:color="auto" w:sz="0"/>
+              <w:right w:val="none" w:color="auto" w:sz="0"/>
+            </w:tcBorders>
+            <w:tcMar>
+              <w:top w:type="dxa" w:w="20"/>
+              <w:left w:type="dxa" w:w="0"/>
+              <w:bottom w:type="dxa" w:w="20"/>
+              <w:right w:type="dxa" w:w="0"/>
+            </w:tcMar>
+          </w:tcPr>
+          <w:p>
+            <w:pPr>
+              <w:jc w:val="left"/>
+            </w:pPr>
+            <w:r>
+              <w:rPr>
+                <w:color w:val="404040"/>
+                <w:sz w:val="20"/>
+                <w:szCs w:val="20"/>
+              </w:rPr>
+              <w:t xml:space="preserve">Rédigé par : Martin Bitha, Centre des Solutions Informatiques</w:t>
+            </w:r>
+          </w:p>
+        </w:tc>
+        <w:tc>
+          <w:tcPr>
+            <w:tcW w:type="dxa" w:w="4082"/>
+            <w:tcBorders>
+              <w:top w:val="none" w:color="auto" w:sz="0"/>
+              <w:left w:val="none" w:color="auto" w:sz="0"/>
+              <w:bottom w:val="none" w:color="auto" w:sz="0"/>
+              <w:right w:val="none" w:color="auto" w:sz="0"/>
+            </w:tcBorders>
+            <w:tcMar>
+              <w:top w:type="dxa" w:w="20"/>
+              <w:left w:type="dxa" w:w="0"/>
+              <w:bottom w:type="dxa" w:w="20"/>
+              <w:right w:type="dxa" w:w="0"/>
+            </w:tcMar>
+          </w:tcPr>
+          <w:p>
+            <w:pPr>
+              <w:jc w:val="right"/>
+            </w:pPr>
+            <w:r>
+              <w:t xml:space="preserve"/>
+            </w:r>
+          </w:p>
+        </w:tc>
+      </w:tr>
     </w:tbl>
     <w:p>
       <w:pPr>
@@ -364,7 +421,7 @@
         <w:jc w:val="both"/>
       </w:pPr>
       <w:r>
-        <w:t xml:space="preserve">Direction (décideur).</w:t>
+        <w:t xml:space="preserve">Direction Générale (décideur).</w:t>
       </w:r>
     </w:p>
     <w:p>
@@ -378,7 +435,7 @@
         <w:jc w:val="both"/>
       </w:pPr>
       <w:r>
-        <w:t xml:space="preserve">Responsable SMSI.</w:t>
+        <w:t xml:space="preserve">Responsable de la sécurité de l'information (Responsable Informatique).</w:t>
       </w:r>
     </w:p>
     <w:p>
@@ -392,7 +449,7 @@
         <w:jc w:val="both"/>
       </w:pPr>
       <w:r>
-        <w:t xml:space="preserve">Développeur / administrateur système.</w:t>
+        <w:t xml:space="preserve">Administrateur système et développeur.</w:t>
       </w:r>
     </w:p>
     <w:p>
@@ -406,7 +463,7 @@
         <w:jc w:val="both"/>
       </w:pPr>
       <w:r>
-        <w:t xml:space="preserve">Représentant supervision (selon ordre du jour).</w:t>
+        <w:t xml:space="preserve">Représentant des informaticiens d'escale et de la supervision (selon ordre du jour).</w:t>
       </w:r>
     </w:p>
     <w:p>
@@ -1382,7 +1439,7 @@
               <w:jc w:val="center"/>
             </w:pPr>
             <w:r>
-              <w:t xml:space="preserve">Le Responsable de la Sécurité de l'Information</w:t>
+              <w:t xml:space="preserve">Le Responsable Informatique</w:t>
             </w:r>
           </w:p>
           <w:p>
@@ -1394,7 +1451,7 @@
                 <w:b/>
                 <w:bCs/>
               </w:rPr>
-              <w:t xml:space="preserve">Martin Bitha</w:t>
+              <w:t xml:space="preserve">Aristarque Kasonga</w:t>
             </w:r>
           </w:p>
         </w:tc>

--- a/apps/web/public/iso/RD-05-Revue-de-direction.docx
+++ b/apps/web/public/iso/RD-05-Revue-de-direction.docx
@@ -1435,7 +1435,16 @@
           </w:tcPr>
           <w:p>
             <w:pPr>
-              <w:spacing w:after="720"/>
+              <w:spacing w:after="40"/>
+              <w:jc w:val="center"/>
+            </w:pPr>
+            <w:r>
+              <w:t xml:space="preserve"/>
+            </w:r>
+          </w:p>
+          <w:p>
+            <w:pPr>
+              <w:spacing w:after="60"/>
               <w:jc w:val="center"/>
             </w:pPr>
             <w:r>
@@ -1482,7 +1491,7 @@
           </w:p>
           <w:p>
             <w:pPr>
-              <w:spacing w:after="720"/>
+              <w:spacing w:after="60"/>
               <w:jc w:val="center"/>
             </w:pPr>
             <w:r>

--- a/apps/web/public/iso/RD-05-Revue-de-direction.docx
+++ b/apps/web/public/iso/RD-05-Revue-de-direction.docx
@@ -258,7 +258,7 @@
                 <w:sz w:val="20"/>
                 <w:szCs w:val="20"/>
               </w:rPr>
-              <w:t xml:space="preserve">Rédigé par : Martin Bitha, Centre des Solutions Informatiques</w:t>
+              <w:t xml:space="preserve">Rédigé par : Martin Bitha, Développeur Full Stack</w:t>
             </w:r>
           </w:p>
         </w:tc>
